--- a/zhs/docx/077.content.docx
+++ b/zhs/docx/077.content.docx
@@ -218,18 +218,12 @@
         </w:rPr>
         <w:t>是</w:t>
       </w:r>
-      <w:hyperlink r:id="rId13">
-        <w:r>
-          <w:rPr>
-            <w:lang w:val="zh_CN" w:bidi="zh_CN"/>
-          </w:rPr>
-          <w:rPr>
-            <w:color w:val="0000EE"/>
-            <w:u w:val="single"/>
-          </w:rPr>
-          <w:t>以色列</w:t>
-        </w:r>
-      </w:hyperlink>
+      <w:r>
+        <w:rPr>
+          <w:lang w:val="zh_CN" w:bidi="zh_CN"/>
+        </w:rPr>
+        <w:t>以色列</w:t>
+      </w:r>
       <w:r>
         <w:rPr>
           <w:lang w:val="zh_CN" w:bidi="zh_CN"/>
@@ -317,7 +311,7 @@
           <w:lang w:val="zh_CN" w:bidi="zh_CN"/>
         </w:rPr>
       </w:r>
-      <w:hyperlink r:id="rId14">
+      <w:hyperlink r:id="rId13">
         <w:r>
           <w:rPr>
             <w:lang w:val="zh_CN" w:bidi="zh_CN"/>

--- a/zhs/docx/077.content.docx
+++ b/zhs/docx/077.content.docx
@@ -257,77 +257,6 @@
           <w:lang w:val="zh_CN" w:bidi="zh_CN"/>
         </w:rPr>
         <w:t>今天，这个地区是我们现在所知的黎巴嫩的一部分。</w:t>
-      </w:r>
-      <w:r>
-        <w:rPr>
-          <w:lang w:val="zh_CN" w:bidi="zh_CN"/>
-        </w:rPr>
-      </w:r>
-      <w:r>
-        <w:rPr>
-          <w:lang w:val="zh_CN" w:bidi="zh_CN"/>
-        </w:rPr>
-      </w:r>
-    </w:p>
-    <w:p>
-      <w:pPr/>
-      <w:r>
-        <w:rPr>
-          <w:lang w:val="zh_CN" w:bidi="zh_CN"/>
-        </w:rPr>
-      </w:r>
-    </w:p>
-    <w:p>
-      <w:pPr>
-        <w:pStyle w:val="Heading2"/>
-      </w:pPr>
-      <w:r>
-        <w:rPr>
-          <w:lang w:val="zh_CN" w:bidi="zh_CN"/>
-        </w:rPr>
-        <w:t>叙利亚腓尼基</w:t>
-      </w:r>
-      <w:r>
-        <w:rPr>
-          <w:lang w:val="zh_CN" w:bidi="zh_CN"/>
-        </w:rPr>
-      </w:r>
-    </w:p>
-    <w:p>
-      <w:pPr>
-        <w:pStyle w:val="Heading4"/>
-      </w:pPr>
-      <w:r>
-        <w:rPr>
-          <w:lang w:val="zh_CN" w:bidi="zh_CN"/>
-        </w:rPr>
-        <w:t>Audio Content</w:t>
-      </w:r>
-    </w:p>
-    <w:p>
-      <w:pPr/>
-      <w:r>
-        <w:rPr>
-          <w:lang w:val="zh_CN" w:bidi="zh_CN"/>
-        </w:rPr>
-      </w:r>
-      <w:hyperlink r:id="rId13">
-        <w:r>
-          <w:rPr>
-            <w:lang w:val="zh_CN" w:bidi="zh_CN"/>
-          </w:rPr>
-          <w:rPr>
-            <w:color w:val="0000EE"/>
-            <w:u w:val="single"/>
-          </w:rPr>
-          <w:t>mp3 file</w:t>
-        </w:r>
-      </w:hyperlink>
-      <w:r>
-        <w:rPr>
-          <w:lang w:val="zh_CN" w:bidi="zh_CN"/>
-        </w:rPr>
-        <w:t xml:space="preserve"> (None KB)</w:t>
       </w:r>
       <w:r>
         <w:rPr>

--- a/zhs/docx/077.content.docx
+++ b/zhs/docx/077.content.docx
@@ -218,12 +218,18 @@
         </w:rPr>
         <w:t>是</w:t>
       </w:r>
-      <w:r>
-        <w:rPr>
-          <w:lang w:val="zh_CN" w:bidi="zh_CN"/>
-        </w:rPr>
-        <w:t>以色列</w:t>
-      </w:r>
+      <w:hyperlink r:id="rId13">
+        <w:r>
+          <w:rPr>
+            <w:lang w:val="zh_CN" w:bidi="zh_CN"/>
+          </w:rPr>
+          <w:rPr>
+            <w:color w:val="0000EE"/>
+            <w:u w:val="single"/>
+          </w:rPr>
+          <w:t>以色列</w:t>
+        </w:r>
+      </w:hyperlink>
       <w:r>
         <w:rPr>
           <w:lang w:val="zh_CN" w:bidi="zh_CN"/>
